--- a/[2025_26- GroupID 14] CSC3156 Projec Proposal.docx
+++ b/[2025_26- GroupID 14] CSC3156 Projec Proposal.docx
@@ -1,6 +1,6 @@
 
 <file path=word/document.xml><?xml version="1.0" encoding="utf-8"?>
-<w:document xmlns:wpc="http://schemas.microsoft.com/office/word/2010/wordprocessingCanvas" xmlns:cx="http://schemas.microsoft.com/office/drawing/2014/chartex" xmlns:mc="http://schemas.openxmlformats.org/markup-compatibility/2006" xmlns:o="urn:schemas-microsoft-com:office:office" xmlns:r="http://schemas.openxmlformats.org/officeDocument/2006/relationships" xmlns:m="http://schemas.openxmlformats.org/officeDocument/2006/math" xmlns:v="urn:schemas-microsoft-com:vml" xmlns:wp14="http://schemas.microsoft.com/office/word/2010/wordprocessingDrawing" xmlns:wp="http://schemas.openxmlformats.org/drawingml/2006/wordprocessingDrawing" xmlns:w10="urn:schemas-microsoft-com:office:word" xmlns:w="http://schemas.openxmlformats.org/wordprocessingml/2006/main" xmlns:w14="http://schemas.microsoft.com/office/word/2010/wordml" xmlns:w15="http://schemas.microsoft.com/office/word/2012/wordml" xmlns:w16se="http://schemas.microsoft.com/office/word/2015/wordml/symex" xmlns:wpg="http://schemas.microsoft.com/office/word/2010/wordprocessingGroup" xmlns:wpi="http://schemas.microsoft.com/office/word/2010/wordprocessingInk" xmlns:wne="http://schemas.microsoft.com/office/word/2006/wordml" xmlns:wps="http://schemas.microsoft.com/office/word/2010/wordprocessingShape" mc:Ignorable="w14 w15 w16se wp14">
+<w:document xmlns:wpc="http://schemas.microsoft.com/office/word/2010/wordprocessingCanvas" xmlns:cx="http://schemas.microsoft.com/office/drawing/2014/chartex" xmlns:cx1="http://schemas.microsoft.com/office/drawing/2015/9/8/chartex" xmlns:cx2="http://schemas.microsoft.com/office/drawing/2015/10/21/chartex" xmlns:cx3="http://schemas.microsoft.com/office/drawing/2016/5/9/chartex" xmlns:cx4="http://schemas.microsoft.com/office/drawing/2016/5/10/chartex" xmlns:cx5="http://schemas.microsoft.com/office/drawing/2016/5/11/chartex" xmlns:cx6="http://schemas.microsoft.com/office/drawing/2016/5/12/chartex" xmlns:cx7="http://schemas.microsoft.com/office/drawing/2016/5/13/chartex" xmlns:cx8="http://schemas.microsoft.com/office/drawing/2016/5/14/chartex" xmlns:mc="http://schemas.openxmlformats.org/markup-compatibility/2006" xmlns:aink="http://schemas.microsoft.com/office/drawing/2016/ink" xmlns:am3d="http://schemas.microsoft.com/office/drawing/2017/model3d" xmlns:o="urn:schemas-microsoft-com:office:office" xmlns:oel="http://schemas.microsoft.com/office/2019/extlst" xmlns:r="http://schemas.openxmlformats.org/officeDocument/2006/relationships" xmlns:m="http://schemas.openxmlformats.org/officeDocument/2006/math" xmlns:v="urn:schemas-microsoft-com:vml" xmlns:wp14="http://schemas.microsoft.com/office/word/2010/wordprocessingDrawing" xmlns:wp="http://schemas.openxmlformats.org/drawingml/2006/wordprocessingDrawing" xmlns:w10="urn:schemas-microsoft-com:office:word" xmlns:w="http://schemas.openxmlformats.org/wordprocessingml/2006/main" xmlns:w14="http://schemas.microsoft.com/office/word/2010/wordml" xmlns:w15="http://schemas.microsoft.com/office/word/2012/wordml" xmlns:w16cex="http://schemas.microsoft.com/office/word/2018/wordml/cex" xmlns:w16cid="http://schemas.microsoft.com/office/word/2016/wordml/cid" xmlns:w16="http://schemas.microsoft.com/office/word/2018/wordml" xmlns:w16du="http://schemas.microsoft.com/office/word/2023/wordml/word16du" xmlns:w16sdtdh="http://schemas.microsoft.com/office/word/2020/wordml/sdtdatahash" xmlns:w16sdtfl="http://schemas.microsoft.com/office/word/2024/wordml/sdtformatlock" xmlns:w16se="http://schemas.microsoft.com/office/word/2015/wordml/symex" xmlns:wpg="http://schemas.microsoft.com/office/word/2010/wordprocessingGroup" xmlns:wpi="http://schemas.microsoft.com/office/word/2010/wordprocessingInk" xmlns:wne="http://schemas.microsoft.com/office/word/2006/wordml" xmlns:wps="http://schemas.microsoft.com/office/word/2010/wordprocessingShape" mc:Ignorable="w14 w15 w16se w16cid w16 w16cex w16sdtdh w16sdtfl w16du wp14">
   <w:body>
     <w:tbl>
       <w:tblPr>
@@ -152,7 +152,7 @@
                 <w:sz w:val="32"/>
                 <w:szCs w:val="34"/>
               </w:rPr>
-              <w:t xml:space="preserve"> </w:t>
+              <w:t xml:space="preserve"> Cloud-Powered GIS Analytics Platform </w:t>
             </w:r>
             <w:r>
               <w:rPr>
@@ -163,40 +163,8 @@
                 <w:sz w:val="32"/>
                 <w:szCs w:val="34"/>
               </w:rPr>
-              <w:t xml:space="preserve">Cloud-Powered GIS Analytics Platform </w:t>
-            </w:r>
-            <w:r>
-              <w:rPr>
-                <w:rFonts w:ascii="Arial" w:hAnsi="Arial"/>
-                <w:b/>
-                <w:bCs/>
-                <w:color w:val="000000"/>
-                <w:sz w:val="32"/>
-                <w:szCs w:val="34"/>
-              </w:rPr>
               <w:br/>
-            </w:r>
-            <w:r>
-              <w:rPr>
-                <w:rFonts w:ascii="Arial" w:hAnsi="Arial"/>
-                <w:b/>
-                <w:bCs/>
-                <w:color w:val="000000"/>
-                <w:sz w:val="32"/>
-                <w:szCs w:val="34"/>
-              </w:rPr>
-              <w:t>for Urban Decision Support</w:t>
-            </w:r>
-            <w:r>
-              <w:rPr>
-                <w:rFonts w:ascii="Arial" w:hAnsi="Arial"/>
-                <w:b/>
-                <w:bCs/>
-                <w:color w:val="000000"/>
-                <w:sz w:val="32"/>
-                <w:szCs w:val="34"/>
-              </w:rPr>
-              <w:t xml:space="preserve"> </w:t>
+              <w:t xml:space="preserve">for Urban Decision Support </w:t>
             </w:r>
             <w:r>
               <w:rPr>
@@ -771,13 +739,7 @@
         <w:rPr>
           <w:lang w:val="en-US"/>
         </w:rPr>
-        <w:t>Geospatial data is widely used in urban planning, infrastructure development, and spatial decision making. Geographic Information Systems (GIS) allow planners and analysts to study spatial relationships such as population distribution, accessibility to facilities, and infrastructure coverage. However, traditional GIS analysis often requires specialized desktop software and local computational resources, which limits a</w:t>
-      </w:r>
-      <w:r>
-        <w:rPr>
-          <w:lang w:val="en-US"/>
-        </w:rPr>
-        <w:t>ccessibility and collaboration.</w:t>
+        <w:t>Geospatial data is widely used in urban planning, infrastructure development, and spatial decision making. Geographic Information Systems (GIS) allow planners and analysts to study spatial relationships such as population distribution, accessibility to facilities, and infrastructure coverage. However, traditional GIS analysis often requires specialized desktop software and local computational resources, which limits accessibility and collaboration.</w:t>
       </w:r>
     </w:p>
     <w:p>
@@ -829,7 +791,21 @@
         <w:rPr>
           <w:lang w:val="en-US"/>
         </w:rPr>
-        <w:t xml:space="preserve"> of this project is to develop a Cloud-Powered GIS Analytics Platform that enables users to perform spatial analysis through a web-based interface. Users will be able to upload spatial datasets or select predefined datasets and run geospatial analysis tools such as spatial join, buffer analysis, and proximity analysis. The results will then be visualized on an interactive map interface.</w:t>
+        <w:t xml:space="preserve"> of this project is to develop a Cloud-Powered GIS Analytics Platform that enables users to perform spatial analysis through a web-based interface. Users will be able to upload spatial datasets or select predefined datasets and run geospatial analysis tools such as spatial </w:t>
+      </w:r>
+      <w:proofErr w:type="gramStart"/>
+      <w:r>
+        <w:rPr>
+          <w:lang w:val="en-US"/>
+        </w:rPr>
+        <w:t>join</w:t>
+      </w:r>
+      <w:proofErr w:type="gramEnd"/>
+      <w:r>
+        <w:rPr>
+          <w:lang w:val="en-US"/>
+        </w:rPr>
+        <w:t>, buffer analysis, and proximity analysis. The results will then be visualized on an interactive map interface.</w:t>
       </w:r>
     </w:p>
     <w:p>
@@ -2682,8 +2658,6 @@
           <w:lang w:eastAsia="zh-SG"/>
         </w:rPr>
       </w:pPr>
-      <w:bookmarkStart w:id="0" w:name="_GoBack"/>
-      <w:bookmarkEnd w:id="0"/>
       <w:r>
         <w:br w:type="page"/>
       </w:r>
@@ -3052,11 +3026,12 @@
             </w:pPr>
             <w:r>
               <w:rPr>
-                <w:rFonts w:ascii="Arial" w:eastAsia="Times New Roman" w:hAnsi="Arial" w:cs="Arial"/>
-                <w:color w:val="000000"/>
-                <w:lang w:val="en-US" w:eastAsia="zh-CN"/>
-              </w:rPr>
-              <w:t>Member B</w:t>
+                <w:rFonts w:ascii="Times New Roman" w:eastAsia="Times New Roman" w:hAnsi="Times New Roman" w:cs="Times New Roman"/>
+                <w:sz w:val="24"/>
+                <w:szCs w:val="24"/>
+                <w:lang w:val="en-US" w:eastAsia="zh-CN"/>
+              </w:rPr>
+              <w:t>Kang Ting (2301255)</w:t>
             </w:r>
           </w:p>
         </w:tc>
@@ -3172,7 +3147,31 @@
                 <w:color w:val="000000"/>
                 <w:lang w:val="en-US" w:eastAsia="zh-CN"/>
               </w:rPr>
-              <w:t>Member C</w:t>
+              <w:t>Sam Tsang</w:t>
+            </w:r>
+            <w:r>
+              <w:rPr>
+                <w:rFonts w:ascii="Arial" w:eastAsia="Times New Roman" w:hAnsi="Arial" w:cs="Arial"/>
+                <w:color w:val="000000"/>
+                <w:lang w:val="en-US" w:eastAsia="zh-CN"/>
+              </w:rPr>
+              <w:t xml:space="preserve"> (</w:t>
+            </w:r>
+            <w:r>
+              <w:rPr>
+                <w:rFonts w:ascii="Arial" w:eastAsia="Times New Roman" w:hAnsi="Arial" w:cs="Arial"/>
+                <w:color w:val="000000"/>
+                <w:lang w:val="en-US" w:eastAsia="zh-CN"/>
+              </w:rPr>
+              <w:t>2301552</w:t>
+            </w:r>
+            <w:r>
+              <w:rPr>
+                <w:rFonts w:ascii="Arial" w:eastAsia="Times New Roman" w:hAnsi="Arial" w:cs="Arial"/>
+                <w:color w:val="000000"/>
+                <w:lang w:val="en-US" w:eastAsia="zh-CN"/>
+              </w:rPr>
+              <w:t>)</w:t>
             </w:r>
           </w:p>
         </w:tc>
@@ -3284,11 +3283,39 @@
             </w:pPr>
             <w:r>
               <w:rPr>
-                <w:rFonts w:ascii="Arial" w:eastAsia="Times New Roman" w:hAnsi="Arial" w:cs="Arial"/>
-                <w:color w:val="000000"/>
-                <w:lang w:val="en-US" w:eastAsia="zh-CN"/>
-              </w:rPr>
-              <w:t>Member D</w:t>
+                <w:rFonts w:ascii="Times New Roman" w:eastAsia="Times New Roman" w:hAnsi="Times New Roman" w:cs="Times New Roman"/>
+                <w:sz w:val="24"/>
+                <w:szCs w:val="24"/>
+                <w:lang w:val="en-US" w:eastAsia="zh-CN"/>
+              </w:rPr>
+              <w:t>Bryan Ang</w:t>
+            </w:r>
+            <w:r>
+              <w:rPr>
+                <w:rFonts w:ascii="Times New Roman" w:eastAsia="Times New Roman" w:hAnsi="Times New Roman" w:cs="Times New Roman"/>
+                <w:sz w:val="24"/>
+                <w:szCs w:val="24"/>
+                <w:lang w:val="en-US" w:eastAsia="zh-CN"/>
+              </w:rPr>
+              <w:t xml:space="preserve"> (</w:t>
+            </w:r>
+            <w:r>
+              <w:rPr>
+                <w:rFonts w:ascii="Times New Roman" w:eastAsia="Times New Roman" w:hAnsi="Times New Roman" w:cs="Times New Roman"/>
+                <w:sz w:val="24"/>
+                <w:szCs w:val="24"/>
+                <w:lang w:val="en-US" w:eastAsia="zh-CN"/>
+              </w:rPr>
+              <w:t>2301397</w:t>
+            </w:r>
+            <w:r>
+              <w:rPr>
+                <w:rFonts w:ascii="Times New Roman" w:eastAsia="Times New Roman" w:hAnsi="Times New Roman" w:cs="Times New Roman"/>
+                <w:sz w:val="24"/>
+                <w:szCs w:val="24"/>
+                <w:lang w:val="en-US" w:eastAsia="zh-CN"/>
+              </w:rPr>
+              <w:t>)</w:t>
             </w:r>
           </w:p>
         </w:tc>
@@ -3400,11 +3427,39 @@
             </w:pPr>
             <w:r>
               <w:rPr>
-                <w:rFonts w:ascii="Arial" w:eastAsia="Times New Roman" w:hAnsi="Arial" w:cs="Arial"/>
-                <w:color w:val="000000"/>
-                <w:lang w:val="en-US" w:eastAsia="zh-CN"/>
-              </w:rPr>
-              <w:t>Member E</w:t>
+                <w:rFonts w:ascii="Times New Roman" w:eastAsia="Times New Roman" w:hAnsi="Times New Roman" w:cs="Times New Roman"/>
+                <w:sz w:val="24"/>
+                <w:szCs w:val="24"/>
+                <w:lang w:val="en-US" w:eastAsia="zh-CN"/>
+              </w:rPr>
+              <w:t>Steven</w:t>
+            </w:r>
+            <w:r>
+              <w:rPr>
+                <w:rFonts w:ascii="Times New Roman" w:eastAsia="Times New Roman" w:hAnsi="Times New Roman" w:cs="Times New Roman"/>
+                <w:sz w:val="24"/>
+                <w:szCs w:val="24"/>
+                <w:lang w:val="en-US" w:eastAsia="zh-CN"/>
+              </w:rPr>
+              <w:t xml:space="preserve"> (</w:t>
+            </w:r>
+            <w:r>
+              <w:rPr>
+                <w:rFonts w:ascii="Times New Roman" w:eastAsia="Times New Roman" w:hAnsi="Times New Roman" w:cs="Times New Roman"/>
+                <w:sz w:val="24"/>
+                <w:szCs w:val="24"/>
+                <w:lang w:val="en-US" w:eastAsia="zh-CN"/>
+              </w:rPr>
+              <w:t>2303348</w:t>
+            </w:r>
+            <w:r>
+              <w:rPr>
+                <w:rFonts w:ascii="Times New Roman" w:eastAsia="Times New Roman" w:hAnsi="Times New Roman" w:cs="Times New Roman"/>
+                <w:sz w:val="24"/>
+                <w:szCs w:val="24"/>
+                <w:lang w:val="en-US" w:eastAsia="zh-CN"/>
+              </w:rPr>
+              <w:t>)</w:t>
             </w:r>
           </w:p>
         </w:tc>
@@ -3503,888 +3558,6 @@
         </w:rPr>
         <w:t>The project leader will manage the system architecture and integration to ensure consistent implementation and avoid configuration conflicts.</w:t>
       </w:r>
-    </w:p>
-    <w:p>
-      <w:pPr>
-        <w:pStyle w:val="BodyText"/>
-        <w:spacing w:line="276" w:lineRule="auto"/>
-        <w:rPr>
-          <w:lang w:val="en-US"/>
-        </w:rPr>
-      </w:pPr>
-    </w:p>
-    <w:tbl>
-      <w:tblPr>
-        <w:tblpPr w:leftFromText="180" w:rightFromText="180" w:vertAnchor="text" w:horzAnchor="margin" w:tblpX="279" w:tblpY="-30"/>
-        <w:tblW w:w="0" w:type="auto"/>
-        <w:tblBorders>
-          <w:top w:val="single" w:sz="4" w:space="0" w:color="auto"/>
-          <w:left w:val="single" w:sz="4" w:space="0" w:color="auto"/>
-          <w:bottom w:val="single" w:sz="4" w:space="0" w:color="auto"/>
-          <w:right w:val="single" w:sz="4" w:space="0" w:color="auto"/>
-          <w:insideH w:val="single" w:sz="4" w:space="0" w:color="auto"/>
-          <w:insideV w:val="single" w:sz="4" w:space="0" w:color="auto"/>
-        </w:tblBorders>
-        <w:tblLook w:val="04A0" w:firstRow="1" w:lastRow="0" w:firstColumn="1" w:lastColumn="0" w:noHBand="0" w:noVBand="1"/>
-      </w:tblPr>
-      <w:tblGrid>
-        <w:gridCol w:w="522"/>
-        <w:gridCol w:w="2533"/>
-        <w:gridCol w:w="3150"/>
-        <w:gridCol w:w="2700"/>
-      </w:tblGrid>
-      <w:tr>
-        <w:trPr>
-          <w:trHeight w:val="576"/>
-        </w:trPr>
-        <w:tc>
-          <w:tcPr>
-            <w:tcW w:w="522" w:type="dxa"/>
-            <w:shd w:val="clear" w:color="auto" w:fill="auto"/>
-            <w:vAlign w:val="center"/>
-            <w:hideMark/>
-          </w:tcPr>
-          <w:p>
-            <w:pPr>
-              <w:widowControl/>
-              <w:jc w:val="center"/>
-              <w:rPr>
-                <w:rFonts w:ascii="Arial" w:eastAsia="Times New Roman" w:hAnsi="Arial" w:cs="Arial"/>
-                <w:b/>
-                <w:bCs/>
-                <w:color w:val="000000"/>
-                <w:lang w:eastAsia="zh-CN"/>
-              </w:rPr>
-            </w:pPr>
-            <w:r>
-              <w:rPr>
-                <w:rFonts w:ascii="Arial" w:eastAsia="Times New Roman" w:hAnsi="Arial" w:cs="Arial"/>
-                <w:b/>
-                <w:bCs/>
-                <w:color w:val="000000"/>
-                <w:lang w:eastAsia="zh-CN"/>
-              </w:rPr>
-              <w:t>SN</w:t>
-            </w:r>
-          </w:p>
-        </w:tc>
-        <w:tc>
-          <w:tcPr>
-            <w:tcW w:w="2533" w:type="dxa"/>
-            <w:shd w:val="clear" w:color="auto" w:fill="auto"/>
-            <w:vAlign w:val="center"/>
-            <w:hideMark/>
-          </w:tcPr>
-          <w:p>
-            <w:pPr>
-              <w:widowControl/>
-              <w:jc w:val="center"/>
-              <w:rPr>
-                <w:rFonts w:ascii="Arial" w:eastAsia="Times New Roman" w:hAnsi="Arial" w:cs="Arial"/>
-                <w:b/>
-                <w:bCs/>
-                <w:color w:val="000000"/>
-                <w:lang w:eastAsia="zh-CN"/>
-              </w:rPr>
-            </w:pPr>
-            <w:r>
-              <w:rPr>
-                <w:rFonts w:ascii="Arial" w:eastAsia="Times New Roman" w:hAnsi="Arial" w:cs="Arial"/>
-                <w:b/>
-                <w:bCs/>
-                <w:color w:val="000000"/>
-                <w:lang w:eastAsia="zh-CN"/>
-              </w:rPr>
-              <w:t xml:space="preserve">Name of </w:t>
-            </w:r>
-            <w:r>
-              <w:rPr>
-                <w:rFonts w:ascii="Arial" w:eastAsia="Times New Roman" w:hAnsi="Arial" w:cs="Arial"/>
-                <w:b/>
-                <w:bCs/>
-                <w:color w:val="000000"/>
-                <w:lang w:eastAsia="zh-CN"/>
-              </w:rPr>
-              <w:br/>
-              <w:t>Team Member</w:t>
-            </w:r>
-          </w:p>
-        </w:tc>
-        <w:tc>
-          <w:tcPr>
-            <w:tcW w:w="3150" w:type="dxa"/>
-            <w:shd w:val="clear" w:color="auto" w:fill="auto"/>
-            <w:vAlign w:val="center"/>
-            <w:hideMark/>
-          </w:tcPr>
-          <w:p>
-            <w:pPr>
-              <w:widowControl/>
-              <w:jc w:val="center"/>
-              <w:rPr>
-                <w:rFonts w:ascii="Arial" w:eastAsia="Times New Roman" w:hAnsi="Arial" w:cs="Arial"/>
-                <w:b/>
-                <w:bCs/>
-                <w:color w:val="000000"/>
-                <w:lang w:eastAsia="zh-CN"/>
-              </w:rPr>
-            </w:pPr>
-            <w:r>
-              <w:rPr>
-                <w:rFonts w:ascii="Arial" w:eastAsia="Times New Roman" w:hAnsi="Arial" w:cs="Arial"/>
-                <w:b/>
-                <w:bCs/>
-                <w:color w:val="000000"/>
-                <w:lang w:eastAsia="zh-CN"/>
-              </w:rPr>
-              <w:t>Student ID</w:t>
-            </w:r>
-          </w:p>
-        </w:tc>
-        <w:tc>
-          <w:tcPr>
-            <w:tcW w:w="2700" w:type="dxa"/>
-          </w:tcPr>
-          <w:p>
-            <w:pPr>
-              <w:widowControl/>
-              <w:jc w:val="center"/>
-              <w:rPr>
-                <w:rFonts w:ascii="Arial" w:eastAsia="Times New Roman" w:hAnsi="Arial" w:cs="Arial"/>
-                <w:b/>
-                <w:bCs/>
-                <w:color w:val="000000"/>
-                <w:lang w:eastAsia="zh-CN"/>
-              </w:rPr>
-            </w:pPr>
-            <w:r>
-              <w:rPr>
-                <w:rFonts w:ascii="Arial" w:eastAsia="Times New Roman" w:hAnsi="Arial" w:cs="Arial"/>
-                <w:b/>
-                <w:bCs/>
-                <w:color w:val="000000"/>
-                <w:lang w:eastAsia="zh-CN"/>
-              </w:rPr>
-              <w:t>Responsible Components</w:t>
-            </w:r>
-          </w:p>
-        </w:tc>
-      </w:tr>
-      <w:tr>
-        <w:trPr>
-          <w:trHeight w:val="533"/>
-        </w:trPr>
-        <w:tc>
-          <w:tcPr>
-            <w:tcW w:w="522" w:type="dxa"/>
-            <w:shd w:val="clear" w:color="auto" w:fill="auto"/>
-            <w:vAlign w:val="center"/>
-            <w:hideMark/>
-          </w:tcPr>
-          <w:p>
-            <w:pPr>
-              <w:widowControl/>
-              <w:jc w:val="center"/>
-              <w:rPr>
-                <w:rFonts w:ascii="Arial" w:eastAsia="Times New Roman" w:hAnsi="Arial" w:cs="Arial"/>
-                <w:color w:val="000000"/>
-                <w:lang w:eastAsia="zh-CN"/>
-              </w:rPr>
-            </w:pPr>
-            <w:r>
-              <w:rPr>
-                <w:rFonts w:ascii="Arial" w:eastAsia="Times New Roman" w:hAnsi="Arial" w:cs="Arial"/>
-                <w:color w:val="000000"/>
-                <w:lang w:eastAsia="zh-CN"/>
-              </w:rPr>
-              <w:t>1</w:t>
-            </w:r>
-          </w:p>
-        </w:tc>
-        <w:tc>
-          <w:tcPr>
-            <w:tcW w:w="2533" w:type="dxa"/>
-            <w:shd w:val="clear" w:color="auto" w:fill="auto"/>
-            <w:vAlign w:val="center"/>
-            <w:hideMark/>
-          </w:tcPr>
-          <w:p>
-            <w:pPr>
-              <w:widowControl/>
-              <w:jc w:val="both"/>
-              <w:rPr>
-                <w:rFonts w:ascii="Arial" w:eastAsia="Times New Roman" w:hAnsi="Arial" w:cs="Arial"/>
-                <w:color w:val="000000"/>
-                <w:lang w:eastAsia="zh-CN"/>
-              </w:rPr>
-            </w:pPr>
-            <w:r>
-              <w:rPr>
-                <w:rFonts w:ascii="Arial" w:eastAsia="Times New Roman" w:hAnsi="Arial" w:cs="Arial"/>
-                <w:color w:val="000000"/>
-                <w:lang w:eastAsia="zh-CN"/>
-              </w:rPr>
-              <w:t> </w:t>
-            </w:r>
-          </w:p>
-        </w:tc>
-        <w:tc>
-          <w:tcPr>
-            <w:tcW w:w="3150" w:type="dxa"/>
-            <w:shd w:val="clear" w:color="auto" w:fill="auto"/>
-            <w:vAlign w:val="center"/>
-            <w:hideMark/>
-          </w:tcPr>
-          <w:p>
-            <w:pPr>
-              <w:widowControl/>
-              <w:jc w:val="both"/>
-              <w:rPr>
-                <w:rFonts w:ascii="Arial" w:eastAsia="Times New Roman" w:hAnsi="Arial" w:cs="Arial"/>
-                <w:color w:val="000000"/>
-                <w:lang w:eastAsia="zh-CN"/>
-              </w:rPr>
-            </w:pPr>
-            <w:r>
-              <w:rPr>
-                <w:rFonts w:ascii="Arial" w:eastAsia="Times New Roman" w:hAnsi="Arial" w:cs="Arial"/>
-                <w:color w:val="000000"/>
-                <w:lang w:eastAsia="zh-CN"/>
-              </w:rPr>
-              <w:t> </w:t>
-            </w:r>
-          </w:p>
-        </w:tc>
-        <w:tc>
-          <w:tcPr>
-            <w:tcW w:w="2700" w:type="dxa"/>
-          </w:tcPr>
-          <w:p>
-            <w:pPr>
-              <w:widowControl/>
-              <w:jc w:val="both"/>
-              <w:rPr>
-                <w:rFonts w:ascii="Arial" w:eastAsia="Times New Roman" w:hAnsi="Arial" w:cs="Arial"/>
-                <w:color w:val="000000"/>
-                <w:lang w:eastAsia="zh-CN"/>
-              </w:rPr>
-            </w:pPr>
-          </w:p>
-        </w:tc>
-      </w:tr>
-      <w:tr>
-        <w:trPr>
-          <w:trHeight w:val="533"/>
-        </w:trPr>
-        <w:tc>
-          <w:tcPr>
-            <w:tcW w:w="522" w:type="dxa"/>
-            <w:shd w:val="clear" w:color="auto" w:fill="auto"/>
-            <w:vAlign w:val="center"/>
-            <w:hideMark/>
-          </w:tcPr>
-          <w:p>
-            <w:pPr>
-              <w:widowControl/>
-              <w:jc w:val="center"/>
-              <w:rPr>
-                <w:rFonts w:ascii="Arial" w:eastAsia="Times New Roman" w:hAnsi="Arial" w:cs="Arial"/>
-                <w:color w:val="000000"/>
-                <w:lang w:eastAsia="zh-CN"/>
-              </w:rPr>
-            </w:pPr>
-            <w:r>
-              <w:rPr>
-                <w:rFonts w:ascii="Arial" w:eastAsia="Times New Roman" w:hAnsi="Arial" w:cs="Arial"/>
-                <w:color w:val="000000"/>
-                <w:lang w:eastAsia="zh-CN"/>
-              </w:rPr>
-              <w:t>2</w:t>
-            </w:r>
-          </w:p>
-        </w:tc>
-        <w:tc>
-          <w:tcPr>
-            <w:tcW w:w="2533" w:type="dxa"/>
-            <w:shd w:val="clear" w:color="auto" w:fill="auto"/>
-            <w:vAlign w:val="center"/>
-            <w:hideMark/>
-          </w:tcPr>
-          <w:p>
-            <w:pPr>
-              <w:widowControl/>
-              <w:jc w:val="both"/>
-              <w:rPr>
-                <w:rFonts w:ascii="Arial" w:eastAsia="Times New Roman" w:hAnsi="Arial" w:cs="Arial"/>
-                <w:color w:val="000000"/>
-                <w:lang w:eastAsia="zh-CN"/>
-              </w:rPr>
-            </w:pPr>
-            <w:r>
-              <w:rPr>
-                <w:rFonts w:ascii="Arial" w:eastAsia="Times New Roman" w:hAnsi="Arial" w:cs="Arial"/>
-                <w:color w:val="000000"/>
-                <w:lang w:eastAsia="zh-CN"/>
-              </w:rPr>
-              <w:t> </w:t>
-            </w:r>
-          </w:p>
-        </w:tc>
-        <w:tc>
-          <w:tcPr>
-            <w:tcW w:w="3150" w:type="dxa"/>
-            <w:shd w:val="clear" w:color="auto" w:fill="auto"/>
-            <w:vAlign w:val="center"/>
-            <w:hideMark/>
-          </w:tcPr>
-          <w:p>
-            <w:pPr>
-              <w:widowControl/>
-              <w:jc w:val="both"/>
-              <w:rPr>
-                <w:rFonts w:ascii="Arial" w:eastAsia="Times New Roman" w:hAnsi="Arial" w:cs="Arial"/>
-                <w:color w:val="000000"/>
-                <w:lang w:eastAsia="zh-CN"/>
-              </w:rPr>
-            </w:pPr>
-            <w:r>
-              <w:rPr>
-                <w:rFonts w:ascii="Arial" w:eastAsia="Times New Roman" w:hAnsi="Arial" w:cs="Arial"/>
-                <w:color w:val="000000"/>
-                <w:lang w:eastAsia="zh-CN"/>
-              </w:rPr>
-              <w:t> </w:t>
-            </w:r>
-          </w:p>
-        </w:tc>
-        <w:tc>
-          <w:tcPr>
-            <w:tcW w:w="2700" w:type="dxa"/>
-          </w:tcPr>
-          <w:p>
-            <w:pPr>
-              <w:widowControl/>
-              <w:jc w:val="both"/>
-              <w:rPr>
-                <w:rFonts w:ascii="Arial" w:eastAsia="Times New Roman" w:hAnsi="Arial" w:cs="Arial"/>
-                <w:color w:val="000000"/>
-                <w:lang w:eastAsia="zh-CN"/>
-              </w:rPr>
-            </w:pPr>
-          </w:p>
-        </w:tc>
-      </w:tr>
-      <w:tr>
-        <w:trPr>
-          <w:trHeight w:val="533"/>
-        </w:trPr>
-        <w:tc>
-          <w:tcPr>
-            <w:tcW w:w="522" w:type="dxa"/>
-            <w:shd w:val="clear" w:color="auto" w:fill="auto"/>
-            <w:vAlign w:val="center"/>
-            <w:hideMark/>
-          </w:tcPr>
-          <w:p>
-            <w:pPr>
-              <w:widowControl/>
-              <w:jc w:val="center"/>
-              <w:rPr>
-                <w:rFonts w:ascii="Arial" w:eastAsia="Times New Roman" w:hAnsi="Arial" w:cs="Arial"/>
-                <w:color w:val="000000"/>
-                <w:lang w:eastAsia="zh-CN"/>
-              </w:rPr>
-            </w:pPr>
-            <w:r>
-              <w:rPr>
-                <w:rFonts w:ascii="Arial" w:eastAsia="Times New Roman" w:hAnsi="Arial" w:cs="Arial"/>
-                <w:color w:val="000000"/>
-                <w:lang w:eastAsia="zh-CN"/>
-              </w:rPr>
-              <w:t>3</w:t>
-            </w:r>
-          </w:p>
-        </w:tc>
-        <w:tc>
-          <w:tcPr>
-            <w:tcW w:w="2533" w:type="dxa"/>
-            <w:shd w:val="clear" w:color="auto" w:fill="auto"/>
-            <w:vAlign w:val="center"/>
-            <w:hideMark/>
-          </w:tcPr>
-          <w:p>
-            <w:pPr>
-              <w:widowControl/>
-              <w:jc w:val="both"/>
-              <w:rPr>
-                <w:rFonts w:ascii="Arial" w:eastAsia="Times New Roman" w:hAnsi="Arial" w:cs="Arial"/>
-                <w:color w:val="000000"/>
-                <w:lang w:eastAsia="zh-CN"/>
-              </w:rPr>
-            </w:pPr>
-            <w:r>
-              <w:rPr>
-                <w:rFonts w:ascii="Arial" w:eastAsia="Times New Roman" w:hAnsi="Arial" w:cs="Arial"/>
-                <w:color w:val="000000"/>
-                <w:lang w:eastAsia="zh-CN"/>
-              </w:rPr>
-              <w:t> </w:t>
-            </w:r>
-          </w:p>
-        </w:tc>
-        <w:tc>
-          <w:tcPr>
-            <w:tcW w:w="3150" w:type="dxa"/>
-            <w:shd w:val="clear" w:color="auto" w:fill="auto"/>
-            <w:vAlign w:val="center"/>
-            <w:hideMark/>
-          </w:tcPr>
-          <w:p>
-            <w:pPr>
-              <w:widowControl/>
-              <w:jc w:val="both"/>
-              <w:rPr>
-                <w:rFonts w:ascii="Arial" w:eastAsia="Times New Roman" w:hAnsi="Arial" w:cs="Arial"/>
-                <w:color w:val="000000"/>
-                <w:lang w:eastAsia="zh-CN"/>
-              </w:rPr>
-            </w:pPr>
-            <w:r>
-              <w:rPr>
-                <w:rFonts w:ascii="Arial" w:eastAsia="Times New Roman" w:hAnsi="Arial" w:cs="Arial"/>
-                <w:color w:val="000000"/>
-                <w:lang w:eastAsia="zh-CN"/>
-              </w:rPr>
-              <w:t> </w:t>
-            </w:r>
-          </w:p>
-        </w:tc>
-        <w:tc>
-          <w:tcPr>
-            <w:tcW w:w="2700" w:type="dxa"/>
-          </w:tcPr>
-          <w:p>
-            <w:pPr>
-              <w:widowControl/>
-              <w:jc w:val="both"/>
-              <w:rPr>
-                <w:rFonts w:ascii="Arial" w:eastAsia="Times New Roman" w:hAnsi="Arial" w:cs="Arial"/>
-                <w:color w:val="000000"/>
-                <w:lang w:eastAsia="zh-CN"/>
-              </w:rPr>
-            </w:pPr>
-          </w:p>
-        </w:tc>
-      </w:tr>
-      <w:tr>
-        <w:trPr>
-          <w:trHeight w:val="533"/>
-        </w:trPr>
-        <w:tc>
-          <w:tcPr>
-            <w:tcW w:w="522" w:type="dxa"/>
-            <w:shd w:val="clear" w:color="auto" w:fill="auto"/>
-            <w:vAlign w:val="center"/>
-            <w:hideMark/>
-          </w:tcPr>
-          <w:p>
-            <w:pPr>
-              <w:widowControl/>
-              <w:jc w:val="center"/>
-              <w:rPr>
-                <w:rFonts w:ascii="Arial" w:eastAsia="Times New Roman" w:hAnsi="Arial" w:cs="Arial"/>
-                <w:color w:val="000000"/>
-                <w:lang w:eastAsia="zh-CN"/>
-              </w:rPr>
-            </w:pPr>
-            <w:r>
-              <w:rPr>
-                <w:rFonts w:ascii="Arial" w:eastAsia="Times New Roman" w:hAnsi="Arial" w:cs="Arial"/>
-                <w:color w:val="000000"/>
-                <w:lang w:eastAsia="zh-CN"/>
-              </w:rPr>
-              <w:t>4</w:t>
-            </w:r>
-          </w:p>
-        </w:tc>
-        <w:tc>
-          <w:tcPr>
-            <w:tcW w:w="2533" w:type="dxa"/>
-            <w:shd w:val="clear" w:color="auto" w:fill="auto"/>
-            <w:vAlign w:val="center"/>
-            <w:hideMark/>
-          </w:tcPr>
-          <w:p>
-            <w:pPr>
-              <w:widowControl/>
-              <w:jc w:val="both"/>
-              <w:rPr>
-                <w:rFonts w:ascii="Arial" w:eastAsia="Times New Roman" w:hAnsi="Arial" w:cs="Arial"/>
-                <w:color w:val="000000"/>
-                <w:lang w:eastAsia="zh-CN"/>
-              </w:rPr>
-            </w:pPr>
-            <w:r>
-              <w:rPr>
-                <w:rFonts w:ascii="Arial" w:eastAsia="Times New Roman" w:hAnsi="Arial" w:cs="Arial"/>
-                <w:color w:val="000000"/>
-                <w:lang w:eastAsia="zh-CN"/>
-              </w:rPr>
-              <w:t> </w:t>
-            </w:r>
-          </w:p>
-        </w:tc>
-        <w:tc>
-          <w:tcPr>
-            <w:tcW w:w="3150" w:type="dxa"/>
-            <w:shd w:val="clear" w:color="auto" w:fill="auto"/>
-            <w:vAlign w:val="center"/>
-            <w:hideMark/>
-          </w:tcPr>
-          <w:p>
-            <w:pPr>
-              <w:widowControl/>
-              <w:jc w:val="both"/>
-              <w:rPr>
-                <w:rFonts w:ascii="Arial" w:eastAsia="Times New Roman" w:hAnsi="Arial" w:cs="Arial"/>
-                <w:color w:val="000000"/>
-                <w:lang w:eastAsia="zh-CN"/>
-              </w:rPr>
-            </w:pPr>
-            <w:r>
-              <w:rPr>
-                <w:rFonts w:ascii="Arial" w:eastAsia="Times New Roman" w:hAnsi="Arial" w:cs="Arial"/>
-                <w:color w:val="000000"/>
-                <w:lang w:eastAsia="zh-CN"/>
-              </w:rPr>
-              <w:t> </w:t>
-            </w:r>
-          </w:p>
-        </w:tc>
-        <w:tc>
-          <w:tcPr>
-            <w:tcW w:w="2700" w:type="dxa"/>
-          </w:tcPr>
-          <w:p>
-            <w:pPr>
-              <w:widowControl/>
-              <w:jc w:val="both"/>
-              <w:rPr>
-                <w:rFonts w:ascii="Arial" w:eastAsia="Times New Roman" w:hAnsi="Arial" w:cs="Arial"/>
-                <w:color w:val="000000"/>
-                <w:lang w:eastAsia="zh-CN"/>
-              </w:rPr>
-            </w:pPr>
-          </w:p>
-        </w:tc>
-      </w:tr>
-      <w:tr>
-        <w:trPr>
-          <w:trHeight w:val="533"/>
-        </w:trPr>
-        <w:tc>
-          <w:tcPr>
-            <w:tcW w:w="522" w:type="dxa"/>
-            <w:shd w:val="clear" w:color="auto" w:fill="auto"/>
-            <w:vAlign w:val="center"/>
-            <w:hideMark/>
-          </w:tcPr>
-          <w:p>
-            <w:pPr>
-              <w:widowControl/>
-              <w:jc w:val="center"/>
-              <w:rPr>
-                <w:rFonts w:ascii="Arial" w:eastAsia="Times New Roman" w:hAnsi="Arial" w:cs="Arial"/>
-                <w:color w:val="000000"/>
-                <w:lang w:eastAsia="zh-CN"/>
-              </w:rPr>
-            </w:pPr>
-            <w:r>
-              <w:rPr>
-                <w:rFonts w:ascii="Arial" w:eastAsia="Times New Roman" w:hAnsi="Arial" w:cs="Arial"/>
-                <w:color w:val="000000"/>
-                <w:lang w:eastAsia="zh-CN"/>
-              </w:rPr>
-              <w:t>5</w:t>
-            </w:r>
-          </w:p>
-        </w:tc>
-        <w:tc>
-          <w:tcPr>
-            <w:tcW w:w="2533" w:type="dxa"/>
-            <w:shd w:val="clear" w:color="auto" w:fill="auto"/>
-            <w:vAlign w:val="center"/>
-            <w:hideMark/>
-          </w:tcPr>
-          <w:p>
-            <w:pPr>
-              <w:widowControl/>
-              <w:jc w:val="both"/>
-              <w:rPr>
-                <w:rFonts w:ascii="Arial" w:eastAsia="Times New Roman" w:hAnsi="Arial" w:cs="Arial"/>
-                <w:color w:val="000000"/>
-                <w:lang w:eastAsia="zh-CN"/>
-              </w:rPr>
-            </w:pPr>
-            <w:r>
-              <w:rPr>
-                <w:rFonts w:ascii="Arial" w:eastAsia="Times New Roman" w:hAnsi="Arial" w:cs="Arial"/>
-                <w:color w:val="000000"/>
-                <w:lang w:eastAsia="zh-CN"/>
-              </w:rPr>
-              <w:t> </w:t>
-            </w:r>
-          </w:p>
-        </w:tc>
-        <w:tc>
-          <w:tcPr>
-            <w:tcW w:w="3150" w:type="dxa"/>
-            <w:shd w:val="clear" w:color="auto" w:fill="auto"/>
-            <w:vAlign w:val="center"/>
-            <w:hideMark/>
-          </w:tcPr>
-          <w:p>
-            <w:pPr>
-              <w:widowControl/>
-              <w:jc w:val="both"/>
-              <w:rPr>
-                <w:rFonts w:ascii="Arial" w:eastAsia="Times New Roman" w:hAnsi="Arial" w:cs="Arial"/>
-                <w:color w:val="000000"/>
-                <w:lang w:eastAsia="zh-CN"/>
-              </w:rPr>
-            </w:pPr>
-            <w:r>
-              <w:rPr>
-                <w:rFonts w:ascii="Arial" w:eastAsia="Times New Roman" w:hAnsi="Arial" w:cs="Arial"/>
-                <w:color w:val="000000"/>
-                <w:lang w:eastAsia="zh-CN"/>
-              </w:rPr>
-              <w:t> </w:t>
-            </w:r>
-          </w:p>
-        </w:tc>
-        <w:tc>
-          <w:tcPr>
-            <w:tcW w:w="2700" w:type="dxa"/>
-            <w:tcBorders>
-              <w:bottom w:val="single" w:sz="4" w:space="0" w:color="auto"/>
-            </w:tcBorders>
-          </w:tcPr>
-          <w:p>
-            <w:pPr>
-              <w:widowControl/>
-              <w:jc w:val="both"/>
-              <w:rPr>
-                <w:rFonts w:ascii="Arial" w:eastAsia="Times New Roman" w:hAnsi="Arial" w:cs="Arial"/>
-                <w:color w:val="000000"/>
-                <w:lang w:eastAsia="zh-CN"/>
-              </w:rPr>
-            </w:pPr>
-          </w:p>
-        </w:tc>
-      </w:tr>
-      <w:tr>
-        <w:trPr>
-          <w:trHeight w:val="533"/>
-        </w:trPr>
-        <w:tc>
-          <w:tcPr>
-            <w:tcW w:w="522" w:type="dxa"/>
-            <w:tcBorders>
-              <w:bottom w:val="single" w:sz="4" w:space="0" w:color="auto"/>
-            </w:tcBorders>
-            <w:shd w:val="clear" w:color="auto" w:fill="auto"/>
-            <w:vAlign w:val="center"/>
-          </w:tcPr>
-          <w:p>
-            <w:pPr>
-              <w:widowControl/>
-              <w:jc w:val="center"/>
-              <w:rPr>
-                <w:rFonts w:ascii="Arial" w:eastAsia="Times New Roman" w:hAnsi="Arial" w:cs="Arial"/>
-                <w:color w:val="000000"/>
-                <w:lang w:eastAsia="zh-CN"/>
-              </w:rPr>
-            </w:pPr>
-            <w:r>
-              <w:rPr>
-                <w:rFonts w:ascii="Arial" w:eastAsia="Times New Roman" w:hAnsi="Arial" w:cs="Arial"/>
-                <w:color w:val="000000"/>
-                <w:lang w:eastAsia="zh-CN"/>
-              </w:rPr>
-              <w:t>6</w:t>
-            </w:r>
-          </w:p>
-        </w:tc>
-        <w:tc>
-          <w:tcPr>
-            <w:tcW w:w="2533" w:type="dxa"/>
-            <w:tcBorders>
-              <w:bottom w:val="single" w:sz="4" w:space="0" w:color="auto"/>
-            </w:tcBorders>
-            <w:shd w:val="clear" w:color="auto" w:fill="auto"/>
-            <w:vAlign w:val="center"/>
-          </w:tcPr>
-          <w:p>
-            <w:pPr>
-              <w:widowControl/>
-              <w:jc w:val="both"/>
-              <w:rPr>
-                <w:rFonts w:ascii="Arial" w:eastAsia="Times New Roman" w:hAnsi="Arial" w:cs="Arial"/>
-                <w:color w:val="000000"/>
-                <w:lang w:eastAsia="zh-CN"/>
-              </w:rPr>
-            </w:pPr>
-          </w:p>
-        </w:tc>
-        <w:tc>
-          <w:tcPr>
-            <w:tcW w:w="3150" w:type="dxa"/>
-            <w:tcBorders>
-              <w:bottom w:val="single" w:sz="4" w:space="0" w:color="auto"/>
-            </w:tcBorders>
-            <w:shd w:val="clear" w:color="auto" w:fill="auto"/>
-            <w:vAlign w:val="center"/>
-          </w:tcPr>
-          <w:p>
-            <w:pPr>
-              <w:widowControl/>
-              <w:jc w:val="both"/>
-              <w:rPr>
-                <w:rFonts w:ascii="Arial" w:eastAsia="Times New Roman" w:hAnsi="Arial" w:cs="Arial"/>
-                <w:color w:val="000000"/>
-                <w:lang w:eastAsia="zh-CN"/>
-              </w:rPr>
-            </w:pPr>
-          </w:p>
-        </w:tc>
-        <w:tc>
-          <w:tcPr>
-            <w:tcW w:w="2700" w:type="dxa"/>
-            <w:tcBorders>
-              <w:bottom w:val="single" w:sz="4" w:space="0" w:color="auto"/>
-            </w:tcBorders>
-            <w:vAlign w:val="center"/>
-          </w:tcPr>
-          <w:p>
-            <w:pPr>
-              <w:widowControl/>
-              <w:jc w:val="both"/>
-              <w:rPr>
-                <w:rFonts w:ascii="Arial" w:eastAsia="Times New Roman" w:hAnsi="Arial" w:cs="Arial"/>
-                <w:color w:val="000000"/>
-                <w:lang w:eastAsia="zh-CN"/>
-              </w:rPr>
-            </w:pPr>
-          </w:p>
-        </w:tc>
-      </w:tr>
-      <w:tr>
-        <w:trPr>
-          <w:trHeight w:val="533"/>
-        </w:trPr>
-        <w:tc>
-          <w:tcPr>
-            <w:tcW w:w="522" w:type="dxa"/>
-            <w:tcBorders>
-              <w:top w:val="single" w:sz="4" w:space="0" w:color="auto"/>
-              <w:left w:val="nil"/>
-              <w:bottom w:val="nil"/>
-              <w:right w:val="nil"/>
-            </w:tcBorders>
-            <w:shd w:val="clear" w:color="auto" w:fill="auto"/>
-            <w:vAlign w:val="center"/>
-          </w:tcPr>
-          <w:p>
-            <w:pPr>
-              <w:widowControl/>
-              <w:jc w:val="center"/>
-              <w:rPr>
-                <w:rFonts w:ascii="Arial" w:eastAsia="Times New Roman" w:hAnsi="Arial" w:cs="Arial"/>
-                <w:color w:val="000000"/>
-                <w:lang w:eastAsia="zh-CN"/>
-              </w:rPr>
-            </w:pPr>
-          </w:p>
-        </w:tc>
-        <w:tc>
-          <w:tcPr>
-            <w:tcW w:w="2533" w:type="dxa"/>
-            <w:tcBorders>
-              <w:top w:val="single" w:sz="4" w:space="0" w:color="auto"/>
-              <w:left w:val="nil"/>
-              <w:bottom w:val="nil"/>
-              <w:right w:val="nil"/>
-            </w:tcBorders>
-            <w:shd w:val="clear" w:color="auto" w:fill="auto"/>
-            <w:vAlign w:val="center"/>
-          </w:tcPr>
-          <w:p>
-            <w:pPr>
-              <w:widowControl/>
-              <w:jc w:val="both"/>
-              <w:rPr>
-                <w:rFonts w:ascii="Arial" w:eastAsia="Times New Roman" w:hAnsi="Arial" w:cs="Arial"/>
-                <w:color w:val="000000"/>
-                <w:lang w:eastAsia="zh-CN"/>
-              </w:rPr>
-            </w:pPr>
-          </w:p>
-        </w:tc>
-        <w:tc>
-          <w:tcPr>
-            <w:tcW w:w="3150" w:type="dxa"/>
-            <w:tcBorders>
-              <w:top w:val="single" w:sz="4" w:space="0" w:color="auto"/>
-              <w:left w:val="nil"/>
-              <w:bottom w:val="nil"/>
-              <w:right w:val="nil"/>
-            </w:tcBorders>
-            <w:shd w:val="clear" w:color="auto" w:fill="auto"/>
-            <w:vAlign w:val="center"/>
-          </w:tcPr>
-          <w:p>
-            <w:pPr>
-              <w:widowControl/>
-              <w:jc w:val="right"/>
-              <w:rPr>
-                <w:rFonts w:ascii="Arial" w:eastAsia="Times New Roman" w:hAnsi="Arial" w:cs="Arial"/>
-                <w:color w:val="000000"/>
-                <w:lang w:eastAsia="zh-CN"/>
-              </w:rPr>
-            </w:pPr>
-          </w:p>
-        </w:tc>
-        <w:tc>
-          <w:tcPr>
-            <w:tcW w:w="2700" w:type="dxa"/>
-            <w:tcBorders>
-              <w:top w:val="single" w:sz="4" w:space="0" w:color="auto"/>
-              <w:left w:val="nil"/>
-              <w:bottom w:val="nil"/>
-              <w:right w:val="nil"/>
-            </w:tcBorders>
-            <w:vAlign w:val="center"/>
-          </w:tcPr>
-          <w:p>
-            <w:pPr>
-              <w:widowControl/>
-              <w:jc w:val="right"/>
-              <w:rPr>
-                <w:rFonts w:ascii="Arial" w:eastAsia="Times New Roman" w:hAnsi="Arial" w:cs="Arial"/>
-                <w:color w:val="000000"/>
-                <w:lang w:eastAsia="zh-CN"/>
-              </w:rPr>
-            </w:pPr>
-          </w:p>
-        </w:tc>
-      </w:tr>
-    </w:tbl>
-    <w:p>
-      <w:pPr>
-        <w:pStyle w:val="BodyText"/>
-        <w:spacing w:line="276" w:lineRule="auto"/>
-      </w:pPr>
     </w:p>
     <w:p>
       <w:pPr>
@@ -4467,7 +3640,7 @@
 </file>
 
 <file path=word/endnotes.xml><?xml version="1.0" encoding="utf-8"?>
-<w:endnotes xmlns:wpc="http://schemas.microsoft.com/office/word/2010/wordprocessingCanvas" xmlns:cx="http://schemas.microsoft.com/office/drawing/2014/chartex" xmlns:mc="http://schemas.openxmlformats.org/markup-compatibility/2006" xmlns:o="urn:schemas-microsoft-com:office:office" xmlns:r="http://schemas.openxmlformats.org/officeDocument/2006/relationships" xmlns:m="http://schemas.openxmlformats.org/officeDocument/2006/math" xmlns:v="urn:schemas-microsoft-com:vml" xmlns:wp14="http://schemas.microsoft.com/office/word/2010/wordprocessingDrawing" xmlns:wp="http://schemas.openxmlformats.org/drawingml/2006/wordprocessingDrawing" xmlns:w10="urn:schemas-microsoft-com:office:word" xmlns:w="http://schemas.openxmlformats.org/wordprocessingml/2006/main" xmlns:w14="http://schemas.microsoft.com/office/word/2010/wordml" xmlns:w15="http://schemas.microsoft.com/office/word/2012/wordml" xmlns:w16se="http://schemas.microsoft.com/office/word/2015/wordml/symex" xmlns:wpg="http://schemas.microsoft.com/office/word/2010/wordprocessingGroup" xmlns:wpi="http://schemas.microsoft.com/office/word/2010/wordprocessingInk" xmlns:wne="http://schemas.microsoft.com/office/word/2006/wordml" xmlns:wps="http://schemas.microsoft.com/office/word/2010/wordprocessingShape" mc:Ignorable="w14 w15 w16se wp14">
+<w:endnotes xmlns:wpc="http://schemas.microsoft.com/office/word/2010/wordprocessingCanvas" xmlns:cx="http://schemas.microsoft.com/office/drawing/2014/chartex" xmlns:cx1="http://schemas.microsoft.com/office/drawing/2015/9/8/chartex" xmlns:cx2="http://schemas.microsoft.com/office/drawing/2015/10/21/chartex" xmlns:cx3="http://schemas.microsoft.com/office/drawing/2016/5/9/chartex" xmlns:cx4="http://schemas.microsoft.com/office/drawing/2016/5/10/chartex" xmlns:cx5="http://schemas.microsoft.com/office/drawing/2016/5/11/chartex" xmlns:cx6="http://schemas.microsoft.com/office/drawing/2016/5/12/chartex" xmlns:cx7="http://schemas.microsoft.com/office/drawing/2016/5/13/chartex" xmlns:cx8="http://schemas.microsoft.com/office/drawing/2016/5/14/chartex" xmlns:mc="http://schemas.openxmlformats.org/markup-compatibility/2006" xmlns:aink="http://schemas.microsoft.com/office/drawing/2016/ink" xmlns:am3d="http://schemas.microsoft.com/office/drawing/2017/model3d" xmlns:o="urn:schemas-microsoft-com:office:office" xmlns:oel="http://schemas.microsoft.com/office/2019/extlst" xmlns:r="http://schemas.openxmlformats.org/officeDocument/2006/relationships" xmlns:m="http://schemas.openxmlformats.org/officeDocument/2006/math" xmlns:v="urn:schemas-microsoft-com:vml" xmlns:wp14="http://schemas.microsoft.com/office/word/2010/wordprocessingDrawing" xmlns:wp="http://schemas.openxmlformats.org/drawingml/2006/wordprocessingDrawing" xmlns:w10="urn:schemas-microsoft-com:office:word" xmlns:w="http://schemas.openxmlformats.org/wordprocessingml/2006/main" xmlns:w14="http://schemas.microsoft.com/office/word/2010/wordml" xmlns:w15="http://schemas.microsoft.com/office/word/2012/wordml" xmlns:w16cex="http://schemas.microsoft.com/office/word/2018/wordml/cex" xmlns:w16cid="http://schemas.microsoft.com/office/word/2016/wordml/cid" xmlns:w16="http://schemas.microsoft.com/office/word/2018/wordml" xmlns:w16du="http://schemas.microsoft.com/office/word/2023/wordml/word16du" xmlns:w16sdtdh="http://schemas.microsoft.com/office/word/2020/wordml/sdtdatahash" xmlns:w16sdtfl="http://schemas.microsoft.com/office/word/2024/wordml/sdtformatlock" xmlns:w16se="http://schemas.microsoft.com/office/word/2015/wordml/symex" xmlns:wpg="http://schemas.microsoft.com/office/word/2010/wordprocessingGroup" xmlns:wpi="http://schemas.microsoft.com/office/word/2010/wordprocessingInk" xmlns:wne="http://schemas.microsoft.com/office/word/2006/wordml" xmlns:wps="http://schemas.microsoft.com/office/word/2010/wordprocessingShape" mc:Ignorable="w14 w15 w16se w16cid w16 w16cex w16sdtdh w16sdtfl w16du wp14">
   <w:endnote w:type="separator" w:id="-1">
     <w:p>
       <w:r>
@@ -4486,7 +3659,7 @@
 </file>
 
 <file path=word/footer1.xml><?xml version="1.0" encoding="utf-8"?>
-<w:ftr xmlns:wpc="http://schemas.microsoft.com/office/word/2010/wordprocessingCanvas" xmlns:cx="http://schemas.microsoft.com/office/drawing/2014/chartex" xmlns:mc="http://schemas.openxmlformats.org/markup-compatibility/2006" xmlns:o="urn:schemas-microsoft-com:office:office" xmlns:r="http://schemas.openxmlformats.org/officeDocument/2006/relationships" xmlns:m="http://schemas.openxmlformats.org/officeDocument/2006/math" xmlns:v="urn:schemas-microsoft-com:vml" xmlns:wp14="http://schemas.microsoft.com/office/word/2010/wordprocessingDrawing" xmlns:wp="http://schemas.openxmlformats.org/drawingml/2006/wordprocessingDrawing" xmlns:w10="urn:schemas-microsoft-com:office:word" xmlns:w="http://schemas.openxmlformats.org/wordprocessingml/2006/main" xmlns:w14="http://schemas.microsoft.com/office/word/2010/wordml" xmlns:w15="http://schemas.microsoft.com/office/word/2012/wordml" xmlns:w16se="http://schemas.microsoft.com/office/word/2015/wordml/symex" xmlns:wpg="http://schemas.microsoft.com/office/word/2010/wordprocessingGroup" xmlns:wpi="http://schemas.microsoft.com/office/word/2010/wordprocessingInk" xmlns:wne="http://schemas.microsoft.com/office/word/2006/wordml" xmlns:wps="http://schemas.microsoft.com/office/word/2010/wordprocessingShape" mc:Ignorable="w14 w15 w16se wp14">
+<w:ftr xmlns:wpc="http://schemas.microsoft.com/office/word/2010/wordprocessingCanvas" xmlns:cx="http://schemas.microsoft.com/office/drawing/2014/chartex" xmlns:cx1="http://schemas.microsoft.com/office/drawing/2015/9/8/chartex" xmlns:cx2="http://schemas.microsoft.com/office/drawing/2015/10/21/chartex" xmlns:cx3="http://schemas.microsoft.com/office/drawing/2016/5/9/chartex" xmlns:cx4="http://schemas.microsoft.com/office/drawing/2016/5/10/chartex" xmlns:cx5="http://schemas.microsoft.com/office/drawing/2016/5/11/chartex" xmlns:cx6="http://schemas.microsoft.com/office/drawing/2016/5/12/chartex" xmlns:cx7="http://schemas.microsoft.com/office/drawing/2016/5/13/chartex" xmlns:cx8="http://schemas.microsoft.com/office/drawing/2016/5/14/chartex" xmlns:mc="http://schemas.openxmlformats.org/markup-compatibility/2006" xmlns:aink="http://schemas.microsoft.com/office/drawing/2016/ink" xmlns:am3d="http://schemas.microsoft.com/office/drawing/2017/model3d" xmlns:o="urn:schemas-microsoft-com:office:office" xmlns:oel="http://schemas.microsoft.com/office/2019/extlst" xmlns:r="http://schemas.openxmlformats.org/officeDocument/2006/relationships" xmlns:m="http://schemas.openxmlformats.org/officeDocument/2006/math" xmlns:v="urn:schemas-microsoft-com:vml" xmlns:wp14="http://schemas.microsoft.com/office/word/2010/wordprocessingDrawing" xmlns:wp="http://schemas.openxmlformats.org/drawingml/2006/wordprocessingDrawing" xmlns:w10="urn:schemas-microsoft-com:office:word" xmlns:w="http://schemas.openxmlformats.org/wordprocessingml/2006/main" xmlns:w14="http://schemas.microsoft.com/office/word/2010/wordml" xmlns:w15="http://schemas.microsoft.com/office/word/2012/wordml" xmlns:w16cex="http://schemas.microsoft.com/office/word/2018/wordml/cex" xmlns:w16cid="http://schemas.microsoft.com/office/word/2016/wordml/cid" xmlns:w16="http://schemas.microsoft.com/office/word/2018/wordml" xmlns:w16du="http://schemas.microsoft.com/office/word/2023/wordml/word16du" xmlns:w16sdtdh="http://schemas.microsoft.com/office/word/2020/wordml/sdtdatahash" xmlns:w16sdtfl="http://schemas.microsoft.com/office/word/2024/wordml/sdtformatlock" xmlns:w16se="http://schemas.microsoft.com/office/word/2015/wordml/symex" xmlns:wpg="http://schemas.microsoft.com/office/word/2010/wordprocessingGroup" xmlns:wpi="http://schemas.microsoft.com/office/word/2010/wordprocessingInk" xmlns:wne="http://schemas.microsoft.com/office/word/2006/wordml" xmlns:wps="http://schemas.microsoft.com/office/word/2010/wordprocessingShape" mc:Ignorable="w14 w15 w16se w16cid w16 w16cex w16sdtdh w16sdtfl w16du wp14">
   <w:p>
     <w:pPr>
       <w:pStyle w:val="Footer"/>
@@ -4496,7 +3669,7 @@
 </file>
 
 <file path=word/footer2.xml><?xml version="1.0" encoding="utf-8"?>
-<w:ftr xmlns:wpc="http://schemas.microsoft.com/office/word/2010/wordprocessingCanvas" xmlns:cx="http://schemas.microsoft.com/office/drawing/2014/chartex" xmlns:mc="http://schemas.openxmlformats.org/markup-compatibility/2006" xmlns:o="urn:schemas-microsoft-com:office:office" xmlns:r="http://schemas.openxmlformats.org/officeDocument/2006/relationships" xmlns:m="http://schemas.openxmlformats.org/officeDocument/2006/math" xmlns:v="urn:schemas-microsoft-com:vml" xmlns:wp14="http://schemas.microsoft.com/office/word/2010/wordprocessingDrawing" xmlns:wp="http://schemas.openxmlformats.org/drawingml/2006/wordprocessingDrawing" xmlns:w10="urn:schemas-microsoft-com:office:word" xmlns:w="http://schemas.openxmlformats.org/wordprocessingml/2006/main" xmlns:w14="http://schemas.microsoft.com/office/word/2010/wordml" xmlns:w15="http://schemas.microsoft.com/office/word/2012/wordml" xmlns:w16se="http://schemas.microsoft.com/office/word/2015/wordml/symex" xmlns:wpg="http://schemas.microsoft.com/office/word/2010/wordprocessingGroup" xmlns:wpi="http://schemas.microsoft.com/office/word/2010/wordprocessingInk" xmlns:wne="http://schemas.microsoft.com/office/word/2006/wordml" xmlns:wps="http://schemas.microsoft.com/office/word/2010/wordprocessingShape" mc:Ignorable="w14 w15 w16se wp14">
+<w:ftr xmlns:wpc="http://schemas.microsoft.com/office/word/2010/wordprocessingCanvas" xmlns:cx="http://schemas.microsoft.com/office/drawing/2014/chartex" xmlns:cx1="http://schemas.microsoft.com/office/drawing/2015/9/8/chartex" xmlns:cx2="http://schemas.microsoft.com/office/drawing/2015/10/21/chartex" xmlns:cx3="http://schemas.microsoft.com/office/drawing/2016/5/9/chartex" xmlns:cx4="http://schemas.microsoft.com/office/drawing/2016/5/10/chartex" xmlns:cx5="http://schemas.microsoft.com/office/drawing/2016/5/11/chartex" xmlns:cx6="http://schemas.microsoft.com/office/drawing/2016/5/12/chartex" xmlns:cx7="http://schemas.microsoft.com/office/drawing/2016/5/13/chartex" xmlns:cx8="http://schemas.microsoft.com/office/drawing/2016/5/14/chartex" xmlns:mc="http://schemas.openxmlformats.org/markup-compatibility/2006" xmlns:aink="http://schemas.microsoft.com/office/drawing/2016/ink" xmlns:am3d="http://schemas.microsoft.com/office/drawing/2017/model3d" xmlns:o="urn:schemas-microsoft-com:office:office" xmlns:oel="http://schemas.microsoft.com/office/2019/extlst" xmlns:r="http://schemas.openxmlformats.org/officeDocument/2006/relationships" xmlns:m="http://schemas.openxmlformats.org/officeDocument/2006/math" xmlns:v="urn:schemas-microsoft-com:vml" xmlns:wp14="http://schemas.microsoft.com/office/word/2010/wordprocessingDrawing" xmlns:wp="http://schemas.openxmlformats.org/drawingml/2006/wordprocessingDrawing" xmlns:w10="urn:schemas-microsoft-com:office:word" xmlns:w="http://schemas.openxmlformats.org/wordprocessingml/2006/main" xmlns:w14="http://schemas.microsoft.com/office/word/2010/wordml" xmlns:w15="http://schemas.microsoft.com/office/word/2012/wordml" xmlns:w16cex="http://schemas.microsoft.com/office/word/2018/wordml/cex" xmlns:w16cid="http://schemas.microsoft.com/office/word/2016/wordml/cid" xmlns:w16="http://schemas.microsoft.com/office/word/2018/wordml" xmlns:w16du="http://schemas.microsoft.com/office/word/2023/wordml/word16du" xmlns:w16sdtdh="http://schemas.microsoft.com/office/word/2020/wordml/sdtdatahash" xmlns:w16sdtfl="http://schemas.microsoft.com/office/word/2024/wordml/sdtformatlock" xmlns:w16se="http://schemas.microsoft.com/office/word/2015/wordml/symex" xmlns:wpg="http://schemas.microsoft.com/office/word/2010/wordprocessingGroup" xmlns:wpi="http://schemas.microsoft.com/office/word/2010/wordprocessingInk" xmlns:wne="http://schemas.microsoft.com/office/word/2006/wordml" xmlns:wps="http://schemas.microsoft.com/office/word/2010/wordprocessingShape" mc:Ignorable="w14 w15 w16se w16cid w16 w16cex w16sdtdh w16sdtfl w16du wp14">
   <w:p>
     <w:pPr>
       <w:pStyle w:val="Footer"/>
@@ -4670,7 +3843,7 @@
 </file>
 
 <file path=word/footer3.xml><?xml version="1.0" encoding="utf-8"?>
-<w:ftr xmlns:wpc="http://schemas.microsoft.com/office/word/2010/wordprocessingCanvas" xmlns:cx="http://schemas.microsoft.com/office/drawing/2014/chartex" xmlns:mc="http://schemas.openxmlformats.org/markup-compatibility/2006" xmlns:o="urn:schemas-microsoft-com:office:office" xmlns:r="http://schemas.openxmlformats.org/officeDocument/2006/relationships" xmlns:m="http://schemas.openxmlformats.org/officeDocument/2006/math" xmlns:v="urn:schemas-microsoft-com:vml" xmlns:wp14="http://schemas.microsoft.com/office/word/2010/wordprocessingDrawing" xmlns:wp="http://schemas.openxmlformats.org/drawingml/2006/wordprocessingDrawing" xmlns:w10="urn:schemas-microsoft-com:office:word" xmlns:w="http://schemas.openxmlformats.org/wordprocessingml/2006/main" xmlns:w14="http://schemas.microsoft.com/office/word/2010/wordml" xmlns:w15="http://schemas.microsoft.com/office/word/2012/wordml" xmlns:w16se="http://schemas.microsoft.com/office/word/2015/wordml/symex" xmlns:wpg="http://schemas.microsoft.com/office/word/2010/wordprocessingGroup" xmlns:wpi="http://schemas.microsoft.com/office/word/2010/wordprocessingInk" xmlns:wne="http://schemas.microsoft.com/office/word/2006/wordml" xmlns:wps="http://schemas.microsoft.com/office/word/2010/wordprocessingShape" mc:Ignorable="w14 w15 w16se wp14">
+<w:ftr xmlns:wpc="http://schemas.microsoft.com/office/word/2010/wordprocessingCanvas" xmlns:cx="http://schemas.microsoft.com/office/drawing/2014/chartex" xmlns:cx1="http://schemas.microsoft.com/office/drawing/2015/9/8/chartex" xmlns:cx2="http://schemas.microsoft.com/office/drawing/2015/10/21/chartex" xmlns:cx3="http://schemas.microsoft.com/office/drawing/2016/5/9/chartex" xmlns:cx4="http://schemas.microsoft.com/office/drawing/2016/5/10/chartex" xmlns:cx5="http://schemas.microsoft.com/office/drawing/2016/5/11/chartex" xmlns:cx6="http://schemas.microsoft.com/office/drawing/2016/5/12/chartex" xmlns:cx7="http://schemas.microsoft.com/office/drawing/2016/5/13/chartex" xmlns:cx8="http://schemas.microsoft.com/office/drawing/2016/5/14/chartex" xmlns:mc="http://schemas.openxmlformats.org/markup-compatibility/2006" xmlns:aink="http://schemas.microsoft.com/office/drawing/2016/ink" xmlns:am3d="http://schemas.microsoft.com/office/drawing/2017/model3d" xmlns:o="urn:schemas-microsoft-com:office:office" xmlns:oel="http://schemas.microsoft.com/office/2019/extlst" xmlns:r="http://schemas.openxmlformats.org/officeDocument/2006/relationships" xmlns:m="http://schemas.openxmlformats.org/officeDocument/2006/math" xmlns:v="urn:schemas-microsoft-com:vml" xmlns:wp14="http://schemas.microsoft.com/office/word/2010/wordprocessingDrawing" xmlns:wp="http://schemas.openxmlformats.org/drawingml/2006/wordprocessingDrawing" xmlns:w10="urn:schemas-microsoft-com:office:word" xmlns:w="http://schemas.openxmlformats.org/wordprocessingml/2006/main" xmlns:w14="http://schemas.microsoft.com/office/word/2010/wordml" xmlns:w15="http://schemas.microsoft.com/office/word/2012/wordml" xmlns:w16cex="http://schemas.microsoft.com/office/word/2018/wordml/cex" xmlns:w16cid="http://schemas.microsoft.com/office/word/2016/wordml/cid" xmlns:w16="http://schemas.microsoft.com/office/word/2018/wordml" xmlns:w16du="http://schemas.microsoft.com/office/word/2023/wordml/word16du" xmlns:w16sdtdh="http://schemas.microsoft.com/office/word/2020/wordml/sdtdatahash" xmlns:w16sdtfl="http://schemas.microsoft.com/office/word/2024/wordml/sdtformatlock" xmlns:w16se="http://schemas.microsoft.com/office/word/2015/wordml/symex" xmlns:wpg="http://schemas.microsoft.com/office/word/2010/wordprocessingGroup" xmlns:wpi="http://schemas.microsoft.com/office/word/2010/wordprocessingInk" xmlns:wne="http://schemas.microsoft.com/office/word/2006/wordml" xmlns:wps="http://schemas.microsoft.com/office/word/2010/wordprocessingShape" mc:Ignorable="w14 w15 w16se w16cid w16 w16cex w16sdtdh w16sdtfl w16du wp14">
   <w:p>
     <w:pPr>
       <w:pStyle w:val="Footer"/>
@@ -4680,7 +3853,7 @@
 </file>
 
 <file path=word/footnotes.xml><?xml version="1.0" encoding="utf-8"?>
-<w:footnotes xmlns:wpc="http://schemas.microsoft.com/office/word/2010/wordprocessingCanvas" xmlns:cx="http://schemas.microsoft.com/office/drawing/2014/chartex" xmlns:mc="http://schemas.openxmlformats.org/markup-compatibility/2006" xmlns:o="urn:schemas-microsoft-com:office:office" xmlns:r="http://schemas.openxmlformats.org/officeDocument/2006/relationships" xmlns:m="http://schemas.openxmlformats.org/officeDocument/2006/math" xmlns:v="urn:schemas-microsoft-com:vml" xmlns:wp14="http://schemas.microsoft.com/office/word/2010/wordprocessingDrawing" xmlns:wp="http://schemas.openxmlformats.org/drawingml/2006/wordprocessingDrawing" xmlns:w10="urn:schemas-microsoft-com:office:word" xmlns:w="http://schemas.openxmlformats.org/wordprocessingml/2006/main" xmlns:w14="http://schemas.microsoft.com/office/word/2010/wordml" xmlns:w15="http://schemas.microsoft.com/office/word/2012/wordml" xmlns:w16se="http://schemas.microsoft.com/office/word/2015/wordml/symex" xmlns:wpg="http://schemas.microsoft.com/office/word/2010/wordprocessingGroup" xmlns:wpi="http://schemas.microsoft.com/office/word/2010/wordprocessingInk" xmlns:wne="http://schemas.microsoft.com/office/word/2006/wordml" xmlns:wps="http://schemas.microsoft.com/office/word/2010/wordprocessingShape" mc:Ignorable="w14 w15 w16se wp14">
+<w:footnotes xmlns:wpc="http://schemas.microsoft.com/office/word/2010/wordprocessingCanvas" xmlns:cx="http://schemas.microsoft.com/office/drawing/2014/chartex" xmlns:cx1="http://schemas.microsoft.com/office/drawing/2015/9/8/chartex" xmlns:cx2="http://schemas.microsoft.com/office/drawing/2015/10/21/chartex" xmlns:cx3="http://schemas.microsoft.com/office/drawing/2016/5/9/chartex" xmlns:cx4="http://schemas.microsoft.com/office/drawing/2016/5/10/chartex" xmlns:cx5="http://schemas.microsoft.com/office/drawing/2016/5/11/chartex" xmlns:cx6="http://schemas.microsoft.com/office/drawing/2016/5/12/chartex" xmlns:cx7="http://schemas.microsoft.com/office/drawing/2016/5/13/chartex" xmlns:cx8="http://schemas.microsoft.com/office/drawing/2016/5/14/chartex" xmlns:mc="http://schemas.openxmlformats.org/markup-compatibility/2006" xmlns:aink="http://schemas.microsoft.com/office/drawing/2016/ink" xmlns:am3d="http://schemas.microsoft.com/office/drawing/2017/model3d" xmlns:o="urn:schemas-microsoft-com:office:office" xmlns:oel="http://schemas.microsoft.com/office/2019/extlst" xmlns:r="http://schemas.openxmlformats.org/officeDocument/2006/relationships" xmlns:m="http://schemas.openxmlformats.org/officeDocument/2006/math" xmlns:v="urn:schemas-microsoft-com:vml" xmlns:wp14="http://schemas.microsoft.com/office/word/2010/wordprocessingDrawing" xmlns:wp="http://schemas.openxmlformats.org/drawingml/2006/wordprocessingDrawing" xmlns:w10="urn:schemas-microsoft-com:office:word" xmlns:w="http://schemas.openxmlformats.org/wordprocessingml/2006/main" xmlns:w14="http://schemas.microsoft.com/office/word/2010/wordml" xmlns:w15="http://schemas.microsoft.com/office/word/2012/wordml" xmlns:w16cex="http://schemas.microsoft.com/office/word/2018/wordml/cex" xmlns:w16cid="http://schemas.microsoft.com/office/word/2016/wordml/cid" xmlns:w16="http://schemas.microsoft.com/office/word/2018/wordml" xmlns:w16du="http://schemas.microsoft.com/office/word/2023/wordml/word16du" xmlns:w16sdtdh="http://schemas.microsoft.com/office/word/2020/wordml/sdtdatahash" xmlns:w16sdtfl="http://schemas.microsoft.com/office/word/2024/wordml/sdtformatlock" xmlns:w16se="http://schemas.microsoft.com/office/word/2015/wordml/symex" xmlns:wpg="http://schemas.microsoft.com/office/word/2010/wordprocessingGroup" xmlns:wpi="http://schemas.microsoft.com/office/word/2010/wordprocessingInk" xmlns:wne="http://schemas.microsoft.com/office/word/2006/wordml" xmlns:wps="http://schemas.microsoft.com/office/word/2010/wordprocessingShape" mc:Ignorable="w14 w15 w16se w16cid w16 w16cex w16sdtdh w16sdtfl w16du wp14">
   <w:footnote w:type="separator" w:id="-1">
     <w:p>
       <w:r>
@@ -4699,7 +3872,7 @@
 </file>
 
 <file path=word/header1.xml><?xml version="1.0" encoding="utf-8"?>
-<w:hdr xmlns:wpc="http://schemas.microsoft.com/office/word/2010/wordprocessingCanvas" xmlns:cx="http://schemas.microsoft.com/office/drawing/2014/chartex" xmlns:mc="http://schemas.openxmlformats.org/markup-compatibility/2006" xmlns:o="urn:schemas-microsoft-com:office:office" xmlns:r="http://schemas.openxmlformats.org/officeDocument/2006/relationships" xmlns:m="http://schemas.openxmlformats.org/officeDocument/2006/math" xmlns:v="urn:schemas-microsoft-com:vml" xmlns:wp14="http://schemas.microsoft.com/office/word/2010/wordprocessingDrawing" xmlns:wp="http://schemas.openxmlformats.org/drawingml/2006/wordprocessingDrawing" xmlns:w10="urn:schemas-microsoft-com:office:word" xmlns:w="http://schemas.openxmlformats.org/wordprocessingml/2006/main" xmlns:w14="http://schemas.microsoft.com/office/word/2010/wordml" xmlns:w15="http://schemas.microsoft.com/office/word/2012/wordml" xmlns:w16se="http://schemas.microsoft.com/office/word/2015/wordml/symex" xmlns:wpg="http://schemas.microsoft.com/office/word/2010/wordprocessingGroup" xmlns:wpi="http://schemas.microsoft.com/office/word/2010/wordprocessingInk" xmlns:wne="http://schemas.microsoft.com/office/word/2006/wordml" xmlns:wps="http://schemas.microsoft.com/office/word/2010/wordprocessingShape" mc:Ignorable="w14 w15 w16se wp14">
+<w:hdr xmlns:wpc="http://schemas.microsoft.com/office/word/2010/wordprocessingCanvas" xmlns:cx="http://schemas.microsoft.com/office/drawing/2014/chartex" xmlns:cx1="http://schemas.microsoft.com/office/drawing/2015/9/8/chartex" xmlns:cx2="http://schemas.microsoft.com/office/drawing/2015/10/21/chartex" xmlns:cx3="http://schemas.microsoft.com/office/drawing/2016/5/9/chartex" xmlns:cx4="http://schemas.microsoft.com/office/drawing/2016/5/10/chartex" xmlns:cx5="http://schemas.microsoft.com/office/drawing/2016/5/11/chartex" xmlns:cx6="http://schemas.microsoft.com/office/drawing/2016/5/12/chartex" xmlns:cx7="http://schemas.microsoft.com/office/drawing/2016/5/13/chartex" xmlns:cx8="http://schemas.microsoft.com/office/drawing/2016/5/14/chartex" xmlns:mc="http://schemas.openxmlformats.org/markup-compatibility/2006" xmlns:aink="http://schemas.microsoft.com/office/drawing/2016/ink" xmlns:am3d="http://schemas.microsoft.com/office/drawing/2017/model3d" xmlns:o="urn:schemas-microsoft-com:office:office" xmlns:oel="http://schemas.microsoft.com/office/2019/extlst" xmlns:r="http://schemas.openxmlformats.org/officeDocument/2006/relationships" xmlns:m="http://schemas.openxmlformats.org/officeDocument/2006/math" xmlns:v="urn:schemas-microsoft-com:vml" xmlns:wp14="http://schemas.microsoft.com/office/word/2010/wordprocessingDrawing" xmlns:wp="http://schemas.openxmlformats.org/drawingml/2006/wordprocessingDrawing" xmlns:w10="urn:schemas-microsoft-com:office:word" xmlns:w="http://schemas.openxmlformats.org/wordprocessingml/2006/main" xmlns:w14="http://schemas.microsoft.com/office/word/2010/wordml" xmlns:w15="http://schemas.microsoft.com/office/word/2012/wordml" xmlns:w16cex="http://schemas.microsoft.com/office/word/2018/wordml/cex" xmlns:w16cid="http://schemas.microsoft.com/office/word/2016/wordml/cid" xmlns:w16="http://schemas.microsoft.com/office/word/2018/wordml" xmlns:w16du="http://schemas.microsoft.com/office/word/2023/wordml/word16du" xmlns:w16sdtdh="http://schemas.microsoft.com/office/word/2020/wordml/sdtdatahash" xmlns:w16sdtfl="http://schemas.microsoft.com/office/word/2024/wordml/sdtformatlock" xmlns:w16se="http://schemas.microsoft.com/office/word/2015/wordml/symex" xmlns:wpg="http://schemas.microsoft.com/office/word/2010/wordprocessingGroup" xmlns:wpi="http://schemas.microsoft.com/office/word/2010/wordprocessingInk" xmlns:wne="http://schemas.microsoft.com/office/word/2006/wordml" xmlns:wps="http://schemas.microsoft.com/office/word/2010/wordprocessingShape" mc:Ignorable="w14 w15 w16se w16cid w16 w16cex w16sdtdh w16sdtfl w16du wp14">
   <w:p>
     <w:pPr>
       <w:pStyle w:val="Header"/>
@@ -4709,7 +3882,7 @@
 </file>
 
 <file path=word/header2.xml><?xml version="1.0" encoding="utf-8"?>
-<w:hdr xmlns:wpc="http://schemas.microsoft.com/office/word/2010/wordprocessingCanvas" xmlns:cx="http://schemas.microsoft.com/office/drawing/2014/chartex" xmlns:mc="http://schemas.openxmlformats.org/markup-compatibility/2006" xmlns:o="urn:schemas-microsoft-com:office:office" xmlns:r="http://schemas.openxmlformats.org/officeDocument/2006/relationships" xmlns:m="http://schemas.openxmlformats.org/officeDocument/2006/math" xmlns:v="urn:schemas-microsoft-com:vml" xmlns:wp14="http://schemas.microsoft.com/office/word/2010/wordprocessingDrawing" xmlns:wp="http://schemas.openxmlformats.org/drawingml/2006/wordprocessingDrawing" xmlns:w10="urn:schemas-microsoft-com:office:word" xmlns:w="http://schemas.openxmlformats.org/wordprocessingml/2006/main" xmlns:w14="http://schemas.microsoft.com/office/word/2010/wordml" xmlns:w15="http://schemas.microsoft.com/office/word/2012/wordml" xmlns:w16se="http://schemas.microsoft.com/office/word/2015/wordml/symex" xmlns:wpg="http://schemas.microsoft.com/office/word/2010/wordprocessingGroup" xmlns:wpi="http://schemas.microsoft.com/office/word/2010/wordprocessingInk" xmlns:wne="http://schemas.microsoft.com/office/word/2006/wordml" xmlns:wps="http://schemas.microsoft.com/office/word/2010/wordprocessingShape" mc:Ignorable="w14 w15 w16se wp14">
+<w:hdr xmlns:wpc="http://schemas.microsoft.com/office/word/2010/wordprocessingCanvas" xmlns:cx="http://schemas.microsoft.com/office/drawing/2014/chartex" xmlns:cx1="http://schemas.microsoft.com/office/drawing/2015/9/8/chartex" xmlns:cx2="http://schemas.microsoft.com/office/drawing/2015/10/21/chartex" xmlns:cx3="http://schemas.microsoft.com/office/drawing/2016/5/9/chartex" xmlns:cx4="http://schemas.microsoft.com/office/drawing/2016/5/10/chartex" xmlns:cx5="http://schemas.microsoft.com/office/drawing/2016/5/11/chartex" xmlns:cx6="http://schemas.microsoft.com/office/drawing/2016/5/12/chartex" xmlns:cx7="http://schemas.microsoft.com/office/drawing/2016/5/13/chartex" xmlns:cx8="http://schemas.microsoft.com/office/drawing/2016/5/14/chartex" xmlns:mc="http://schemas.openxmlformats.org/markup-compatibility/2006" xmlns:aink="http://schemas.microsoft.com/office/drawing/2016/ink" xmlns:am3d="http://schemas.microsoft.com/office/drawing/2017/model3d" xmlns:o="urn:schemas-microsoft-com:office:office" xmlns:oel="http://schemas.microsoft.com/office/2019/extlst" xmlns:r="http://schemas.openxmlformats.org/officeDocument/2006/relationships" xmlns:m="http://schemas.openxmlformats.org/officeDocument/2006/math" xmlns:v="urn:schemas-microsoft-com:vml" xmlns:wp14="http://schemas.microsoft.com/office/word/2010/wordprocessingDrawing" xmlns:wp="http://schemas.openxmlformats.org/drawingml/2006/wordprocessingDrawing" xmlns:w10="urn:schemas-microsoft-com:office:word" xmlns:w="http://schemas.openxmlformats.org/wordprocessingml/2006/main" xmlns:w14="http://schemas.microsoft.com/office/word/2010/wordml" xmlns:w15="http://schemas.microsoft.com/office/word/2012/wordml" xmlns:w16cex="http://schemas.microsoft.com/office/word/2018/wordml/cex" xmlns:w16cid="http://schemas.microsoft.com/office/word/2016/wordml/cid" xmlns:w16="http://schemas.microsoft.com/office/word/2018/wordml" xmlns:w16du="http://schemas.microsoft.com/office/word/2023/wordml/word16du" xmlns:w16sdtdh="http://schemas.microsoft.com/office/word/2020/wordml/sdtdatahash" xmlns:w16sdtfl="http://schemas.microsoft.com/office/word/2024/wordml/sdtformatlock" xmlns:w16se="http://schemas.microsoft.com/office/word/2015/wordml/symex" xmlns:wpg="http://schemas.microsoft.com/office/word/2010/wordprocessingGroup" xmlns:wpi="http://schemas.microsoft.com/office/word/2010/wordprocessingInk" xmlns:wne="http://schemas.microsoft.com/office/word/2006/wordml" xmlns:wps="http://schemas.microsoft.com/office/word/2010/wordprocessingShape" mc:Ignorable="w14 w15 w16se w16cid w16 w16cex w16sdtdh w16sdtfl w16du wp14">
   <w:p>
     <w:pPr>
       <w:pStyle w:val="Header"/>
@@ -4774,7 +3947,7 @@
 </file>
 
 <file path=word/header3.xml><?xml version="1.0" encoding="utf-8"?>
-<w:hdr xmlns:wpc="http://schemas.microsoft.com/office/word/2010/wordprocessingCanvas" xmlns:cx="http://schemas.microsoft.com/office/drawing/2014/chartex" xmlns:mc="http://schemas.openxmlformats.org/markup-compatibility/2006" xmlns:o="urn:schemas-microsoft-com:office:office" xmlns:r="http://schemas.openxmlformats.org/officeDocument/2006/relationships" xmlns:m="http://schemas.openxmlformats.org/officeDocument/2006/math" xmlns:v="urn:schemas-microsoft-com:vml" xmlns:wp14="http://schemas.microsoft.com/office/word/2010/wordprocessingDrawing" xmlns:wp="http://schemas.openxmlformats.org/drawingml/2006/wordprocessingDrawing" xmlns:w10="urn:schemas-microsoft-com:office:word" xmlns:w="http://schemas.openxmlformats.org/wordprocessingml/2006/main" xmlns:w14="http://schemas.microsoft.com/office/word/2010/wordml" xmlns:w15="http://schemas.microsoft.com/office/word/2012/wordml" xmlns:w16se="http://schemas.microsoft.com/office/word/2015/wordml/symex" xmlns:wpg="http://schemas.microsoft.com/office/word/2010/wordprocessingGroup" xmlns:wpi="http://schemas.microsoft.com/office/word/2010/wordprocessingInk" xmlns:wne="http://schemas.microsoft.com/office/word/2006/wordml" xmlns:wps="http://schemas.microsoft.com/office/word/2010/wordprocessingShape" mc:Ignorable="w14 w15 w16se wp14">
+<w:hdr xmlns:wpc="http://schemas.microsoft.com/office/word/2010/wordprocessingCanvas" xmlns:cx="http://schemas.microsoft.com/office/drawing/2014/chartex" xmlns:cx1="http://schemas.microsoft.com/office/drawing/2015/9/8/chartex" xmlns:cx2="http://schemas.microsoft.com/office/drawing/2015/10/21/chartex" xmlns:cx3="http://schemas.microsoft.com/office/drawing/2016/5/9/chartex" xmlns:cx4="http://schemas.microsoft.com/office/drawing/2016/5/10/chartex" xmlns:cx5="http://schemas.microsoft.com/office/drawing/2016/5/11/chartex" xmlns:cx6="http://schemas.microsoft.com/office/drawing/2016/5/12/chartex" xmlns:cx7="http://schemas.microsoft.com/office/drawing/2016/5/13/chartex" xmlns:cx8="http://schemas.microsoft.com/office/drawing/2016/5/14/chartex" xmlns:mc="http://schemas.openxmlformats.org/markup-compatibility/2006" xmlns:aink="http://schemas.microsoft.com/office/drawing/2016/ink" xmlns:am3d="http://schemas.microsoft.com/office/drawing/2017/model3d" xmlns:o="urn:schemas-microsoft-com:office:office" xmlns:oel="http://schemas.microsoft.com/office/2019/extlst" xmlns:r="http://schemas.openxmlformats.org/officeDocument/2006/relationships" xmlns:m="http://schemas.openxmlformats.org/officeDocument/2006/math" xmlns:v="urn:schemas-microsoft-com:vml" xmlns:wp14="http://schemas.microsoft.com/office/word/2010/wordprocessingDrawing" xmlns:wp="http://schemas.openxmlformats.org/drawingml/2006/wordprocessingDrawing" xmlns:w10="urn:schemas-microsoft-com:office:word" xmlns:w="http://schemas.openxmlformats.org/wordprocessingml/2006/main" xmlns:w14="http://schemas.microsoft.com/office/word/2010/wordml" xmlns:w15="http://schemas.microsoft.com/office/word/2012/wordml" xmlns:w16cex="http://schemas.microsoft.com/office/word/2018/wordml/cex" xmlns:w16cid="http://schemas.microsoft.com/office/word/2016/wordml/cid" xmlns:w16="http://schemas.microsoft.com/office/word/2018/wordml" xmlns:w16du="http://schemas.microsoft.com/office/word/2023/wordml/word16du" xmlns:w16sdtdh="http://schemas.microsoft.com/office/word/2020/wordml/sdtdatahash" xmlns:w16sdtfl="http://schemas.microsoft.com/office/word/2024/wordml/sdtformatlock" xmlns:w16se="http://schemas.microsoft.com/office/word/2015/wordml/symex" xmlns:wpg="http://schemas.microsoft.com/office/word/2010/wordprocessingGroup" xmlns:wpi="http://schemas.microsoft.com/office/word/2010/wordprocessingInk" xmlns:wne="http://schemas.microsoft.com/office/word/2006/wordml" xmlns:wps="http://schemas.microsoft.com/office/word/2010/wordprocessingShape" mc:Ignorable="w14 w15 w16se w16cid w16 w16cex w16sdtdh w16sdtfl w16du wp14">
   <w:p>
     <w:pPr>
       <w:pStyle w:val="Header"/>
@@ -4784,7 +3957,7 @@
 </file>
 
 <file path=word/numbering.xml><?xml version="1.0" encoding="utf-8"?>
-<w:numbering xmlns:wpc="http://schemas.microsoft.com/office/word/2010/wordprocessingCanvas" xmlns:cx="http://schemas.microsoft.com/office/drawing/2014/chartex" xmlns:mc="http://schemas.openxmlformats.org/markup-compatibility/2006" xmlns:o="urn:schemas-microsoft-com:office:office" xmlns:r="http://schemas.openxmlformats.org/officeDocument/2006/relationships" xmlns:m="http://schemas.openxmlformats.org/officeDocument/2006/math" xmlns:v="urn:schemas-microsoft-com:vml" xmlns:wp14="http://schemas.microsoft.com/office/word/2010/wordprocessingDrawing" xmlns:wp="http://schemas.openxmlformats.org/drawingml/2006/wordprocessingDrawing" xmlns:w10="urn:schemas-microsoft-com:office:word" xmlns:w="http://schemas.openxmlformats.org/wordprocessingml/2006/main" xmlns:w14="http://schemas.microsoft.com/office/word/2010/wordml" xmlns:w15="http://schemas.microsoft.com/office/word/2012/wordml" xmlns:w16se="http://schemas.microsoft.com/office/word/2015/wordml/symex" xmlns:wpg="http://schemas.microsoft.com/office/word/2010/wordprocessingGroup" xmlns:wpi="http://schemas.microsoft.com/office/word/2010/wordprocessingInk" xmlns:wne="http://schemas.microsoft.com/office/word/2006/wordml" xmlns:wps="http://schemas.microsoft.com/office/word/2010/wordprocessingShape" mc:Ignorable="w14 w15 w16se wp14">
+<w:numbering xmlns:wpc="http://schemas.microsoft.com/office/word/2010/wordprocessingCanvas" xmlns:cx="http://schemas.microsoft.com/office/drawing/2014/chartex" xmlns:cx1="http://schemas.microsoft.com/office/drawing/2015/9/8/chartex" xmlns:cx2="http://schemas.microsoft.com/office/drawing/2015/10/21/chartex" xmlns:cx3="http://schemas.microsoft.com/office/drawing/2016/5/9/chartex" xmlns:cx4="http://schemas.microsoft.com/office/drawing/2016/5/10/chartex" xmlns:cx5="http://schemas.microsoft.com/office/drawing/2016/5/11/chartex" xmlns:cx6="http://schemas.microsoft.com/office/drawing/2016/5/12/chartex" xmlns:cx7="http://schemas.microsoft.com/office/drawing/2016/5/13/chartex" xmlns:cx8="http://schemas.microsoft.com/office/drawing/2016/5/14/chartex" xmlns:mc="http://schemas.openxmlformats.org/markup-compatibility/2006" xmlns:aink="http://schemas.microsoft.com/office/drawing/2016/ink" xmlns:am3d="http://schemas.microsoft.com/office/drawing/2017/model3d" xmlns:o="urn:schemas-microsoft-com:office:office" xmlns:oel="http://schemas.microsoft.com/office/2019/extlst" xmlns:r="http://schemas.openxmlformats.org/officeDocument/2006/relationships" xmlns:m="http://schemas.openxmlformats.org/officeDocument/2006/math" xmlns:v="urn:schemas-microsoft-com:vml" xmlns:wp14="http://schemas.microsoft.com/office/word/2010/wordprocessingDrawing" xmlns:wp="http://schemas.openxmlformats.org/drawingml/2006/wordprocessingDrawing" xmlns:w10="urn:schemas-microsoft-com:office:word" xmlns:w="http://schemas.openxmlformats.org/wordprocessingml/2006/main" xmlns:w14="http://schemas.microsoft.com/office/word/2010/wordml" xmlns:w15="http://schemas.microsoft.com/office/word/2012/wordml" xmlns:w16cex="http://schemas.microsoft.com/office/word/2018/wordml/cex" xmlns:w16cid="http://schemas.microsoft.com/office/word/2016/wordml/cid" xmlns:w16="http://schemas.microsoft.com/office/word/2018/wordml" xmlns:w16du="http://schemas.microsoft.com/office/word/2023/wordml/word16du" xmlns:w16sdtdh="http://schemas.microsoft.com/office/word/2020/wordml/sdtdatahash" xmlns:w16sdtfl="http://schemas.microsoft.com/office/word/2024/wordml/sdtformatlock" xmlns:w16se="http://schemas.microsoft.com/office/word/2015/wordml/symex" xmlns:wpg="http://schemas.microsoft.com/office/word/2010/wordprocessingGroup" xmlns:wpi="http://schemas.microsoft.com/office/word/2010/wordprocessingInk" xmlns:wne="http://schemas.microsoft.com/office/word/2006/wordml" xmlns:wps="http://schemas.microsoft.com/office/word/2010/wordprocessingShape" mc:Ignorable="w14 w15 w16se w16cid w16 w16cex w16sdtdh w16sdtfl w16du wp14">
   <w:abstractNum w:abstractNumId="0" w15:restartNumberingAfterBreak="0">
     <w:nsid w:val="10C16A28"/>
     <w:multiLevelType w:val="hybridMultilevel"/>
@@ -5150,16 +4323,16 @@
       </w:rPr>
     </w:lvl>
   </w:abstractNum>
-  <w:num w:numId="1">
+  <w:num w:numId="1" w16cid:durableId="1768188079">
     <w:abstractNumId w:val="3"/>
   </w:num>
-  <w:num w:numId="2">
+  <w:num w:numId="2" w16cid:durableId="1966544010">
     <w:abstractNumId w:val="0"/>
   </w:num>
-  <w:num w:numId="3">
+  <w:num w:numId="3" w16cid:durableId="1834224466">
     <w:abstractNumId w:val="2"/>
   </w:num>
-  <w:num w:numId="4">
+  <w:num w:numId="4" w16cid:durableId="364326909">
     <w:abstractNumId w:val="1"/>
   </w:num>
   <w:numIdMacAtCleanup w:val="2"/>
@@ -5167,7 +4340,7 @@
 </file>
 
 <file path=word/styles.xml><?xml version="1.0" encoding="utf-8"?>
-<w:styles xmlns:mc="http://schemas.openxmlformats.org/markup-compatibility/2006" xmlns:r="http://schemas.openxmlformats.org/officeDocument/2006/relationships" xmlns:w="http://schemas.openxmlformats.org/wordprocessingml/2006/main" xmlns:w14="http://schemas.microsoft.com/office/word/2010/wordml" xmlns:w15="http://schemas.microsoft.com/office/word/2012/wordml" xmlns:w16se="http://schemas.microsoft.com/office/word/2015/wordml/symex" mc:Ignorable="w14 w15 w16se">
+<w:styles xmlns:mc="http://schemas.openxmlformats.org/markup-compatibility/2006" xmlns:r="http://schemas.openxmlformats.org/officeDocument/2006/relationships" xmlns:w="http://schemas.openxmlformats.org/wordprocessingml/2006/main" xmlns:w14="http://schemas.microsoft.com/office/word/2010/wordml" xmlns:w15="http://schemas.microsoft.com/office/word/2012/wordml" xmlns:w16cex="http://schemas.microsoft.com/office/word/2018/wordml/cex" xmlns:w16cid="http://schemas.microsoft.com/office/word/2016/wordml/cid" xmlns:w16="http://schemas.microsoft.com/office/word/2018/wordml" xmlns:w16du="http://schemas.microsoft.com/office/word/2023/wordml/word16du" xmlns:w16sdtdh="http://schemas.microsoft.com/office/word/2020/wordml/sdtdatahash" xmlns:w16sdtfl="http://schemas.microsoft.com/office/word/2024/wordml/sdtformatlock" xmlns:w16se="http://schemas.microsoft.com/office/word/2015/wordml/symex" mc:Ignorable="w14 w15 w16se w16cid w16 w16cex w16sdtdh w16sdtfl w16du">
   <w:docDefaults>
     <w:rPrDefault>
       <w:rPr>
@@ -5183,7 +4356,7 @@
       </w:pPr>
     </w:pPrDefault>
   </w:docDefaults>
-  <w:latentStyles w:defLockedState="0" w:defUIPriority="99" w:defSemiHidden="0" w:defUnhideWhenUsed="0" w:defQFormat="0" w:count="371">
+  <w:latentStyles w:defLockedState="0" w:defUIPriority="99" w:defSemiHidden="0" w:defUnhideWhenUsed="0" w:defQFormat="0" w:count="376">
     <w:lsdException w:name="Normal" w:uiPriority="1" w:qFormat="1"/>
     <w:lsdException w:name="heading 1" w:uiPriority="1" w:qFormat="1"/>
     <w:lsdException w:name="heading 2" w:semiHidden="1" w:uiPriority="9" w:unhideWhenUsed="1" w:qFormat="1"/>
@@ -5555,6 +4728,11 @@
     <w:lsdException w:name="List Table 5 Dark Accent 6" w:uiPriority="50"/>
     <w:lsdException w:name="List Table 6 Colorful Accent 6" w:uiPriority="51"/>
     <w:lsdException w:name="List Table 7 Colorful Accent 6" w:uiPriority="52"/>
+    <w:lsdException w:name="Mention" w:semiHidden="1" w:unhideWhenUsed="1"/>
+    <w:lsdException w:name="Smart Hyperlink" w:semiHidden="1" w:unhideWhenUsed="1"/>
+    <w:lsdException w:name="Hashtag" w:semiHidden="1" w:unhideWhenUsed="1"/>
+    <w:lsdException w:name="Unresolved Mention" w:semiHidden="1" w:unhideWhenUsed="1"/>
+    <w:lsdException w:name="Smart Link" w:semiHidden="1" w:unhideWhenUsed="1"/>
   </w:latentStyles>
   <w:style w:type="paragraph" w:default="1" w:styleId="Normal">
     <w:name w:val="Normal"/>
